--- a/evals/review/protocols/ind-02.docx
+++ b/evals/review/protocols/ind-02.docx
@@ -26,6 +26,50 @@
     <w:p>
       <w:r>
         <w:t xml:space="preserve">This is a single-site, randomized, double-blind, placebo-controlled study of XYZ-9 in 64 healthy adults. Part A tests single ascending doses in five cohorts. Part B tests 14 days of once-daily dosing in three cohorts.</w:t>
+      </w:r>
+    </w:p>
+    <w:p>
+      <w:r>
+        <w:t xml:space="preserve">The objective is to assess the safety, tolerability, and pharmacokinetics of single and multiple oral doses of XYZ-9.</w:t>
+      </w:r>
+    </w:p>
+    <w:p>
+      <w:pPr>
+        <w:pStyle w:val="Heading1"/>
+      </w:pPr>
+      <w:r>
+        <w:t xml:space="preserve">Investigator and Facilities</w:t>
+      </w:r>
+    </w:p>
+    <w:p>
+      <w:r>
+        <w:t xml:space="preserve">The investigator is Dr. Samuel Reyes, Harborview Clinical Pharmacology Unit, 88 Pier Street, Baltimore, MD 21202, whose curriculum vitae is in Appendix 1. Subinvestigators are Dr. Ana Costa and Dr. Mark Liu. The study is conducted at the Harborview unit and reviewed by Chesapeake IRB, 15 Bay Road, Annapolis, MD 21401.</w:t>
+      </w:r>
+    </w:p>
+    <w:p>
+      <w:pPr>
+        <w:pStyle w:val="Heading1"/>
+      </w:pPr>
+      <w:r>
+        <w:t xml:space="preserve">Subject Selection</w:t>
+      </w:r>
+    </w:p>
+    <w:p>
+      <w:r>
+        <w:t xml:space="preserve">Healthy men and women aged 18 to 55 years with a body mass index of 18 to 30 kg/m2 are eligible. Subjects are excluded for any clinically significant disease, an abnormal ECG or QTcF above 450 ms, abnormal liver or kidney function, pregnancy or breastfeeding, or use of any medication within 14 days.</w:t>
+      </w:r>
+    </w:p>
+    <w:p>
+      <w:pPr>
+        <w:pStyle w:val="Heading1"/>
+      </w:pPr>
+      <w:r>
+        <w:t xml:space="preserve">Dose Selection</w:t>
+      </w:r>
+    </w:p>
+    <w:p>
+      <w:r>
+        <w:t xml:space="preserve">The starting single dose of 10 mg is one tenth of the human equivalent of the no-observed-adverse-effect level in the 28-day rat toxicity study. The planned maximum single dose is 400 mg, and the planned maximum multiple dose is 200 mg once daily for 14 days, which is the longest exposure of any subject.</w:t>
       </w:r>
     </w:p>
     <w:p>
@@ -106,6 +150,19 @@
         <w:t xml:space="preserve">Blood samples for plasma XYZ-9 concentrations are drawn before dosing and at 0.5, 1, 2, 4, 8, 12, 24, and 48 hours after dosing. Samples are analyzed with a validated LC-MS/MS method.</w:t>
       </w:r>
     </w:p>
+    <w:p>
+      <w:pPr>
+        <w:pStyle w:val="Heading1"/>
+      </w:pPr>
+      <w:r>
+        <w:t xml:space="preserve">Safety Monitoring</w:t>
+      </w:r>
+    </w:p>
+    <w:p>
+      <w:r>
+        <w:t xml:space="preserve">Subjects stay in the unit for 72 hours after each single dose and through Day 16 in Part B. Vital signs and 12-lead ECGs are recorded before dosing and at 1, 2, 4, 8, 24, and 48 hours after dosing, with continuous telemetry for the first 24 hours. Hematology, serum chemistry, and urinalysis are done at screening, on Days 2 and 7, and at follow-up. Dosing stops if two subjects in a cohort have the same severe adverse event or if any subject has a serious adverse event related to XYZ-9.</w:t>
+      </w:r>
+    </w:p>
   </w:body>
 </w:document>
 </file>
